--- a/public/docs/CNG_Fellowship_Proposal_v7.docx
+++ b/public/docs/CNG_Fellowship_Proposal_v7.docx
@@ -418,24 +418,6 @@
           <w:szCs w:val="28"/>
         </w:rPr>
         <w:t xml:space="preserve">Table of Contents</w:t>
-      </w:r>
-    </w:p>
-    <w:p>
-      <w:pPr>
-        <w:keepNext/>
-        <w:spacing w:after="320" w:before="0"/>
-        <w:jc w:val="center"/>
-      </w:pPr>
-      <w:r>
-        <w:rPr>
-          <w:rFonts w:ascii="Arial" w:cs="Arial" w:eastAsia="Arial" w:hAnsi="Arial"/>
-          <w:i/>
-          <w:iCs/>
-          <w:color w:val="2E7D8C"/>
-          <w:sz w:val="18"/>
-          <w:szCs w:val="18"/>
-        </w:rPr>
-        <w:t xml:space="preserve">Open in Word → right-click → Update Field to populate page numbers.</w:t>
       </w:r>
     </w:p>
     <w:p>
